--- a/en/wisdom-stories/woman-whose-house-was-robbed.docx
+++ b/en/wisdom-stories/woman-whose-house-was-robbed.docx
@@ -29,7 +29,7 @@
         <w:spacing w:after="80"/>
       </w:pPr>
       <w:r>
-        <w:t>“How could you sleep so soundly that you didn’t notice a thief?”</w:t>
+        <w:t>“How could you sleep so soundly that you didn’t even notice a thief entering your house?”</w:t>
       </w:r>
     </w:p>
     <w:p>
@@ -45,7 +45,7 @@
         <w:keepNext/>
       </w:pPr>
       <w:r>
-        <w:t>“We thought you were awake and watching over us, Your Majesty. That is why we felt safe enough to sleep.”</w:t>
+        <w:t>“We thought you were awake, Your Majesty. That is why we slept peacefully in our house.”</w:t>
       </w:r>
     </w:p>
     <w:p>
@@ -58,11 +58,9 @@
         <w:rPr>
           <w:b/>
         </w:rPr>
-        <w:t>Moral:</w:t>
+        <w:t>Moral: When the people trust the state, they live at ease. When people know their ruler is keeping watch, they can sleep peacefully in their own homes.</w:t>
       </w:r>
-      <w:r>
-        <w:t xml:space="preserve"> People’s sense of security grows from trust in those responsible for protecting them. When people know their ruler is keeping watch, they can sleep peacefully in their own homes.</w:t>
-      </w:r>
+      <w:r/>
     </w:p>
     <w:p>
       <w:pPr>
@@ -73,7 +71,7 @@
           <w:i/>
           <w:sz w:val="18"/>
         </w:rPr>
-        <w:t>Source: Publicly available internet sources.</w:t>
+        <w:t>Stories are taken from open Internet sources; illustrations were created with AI.</w:t>
       </w:r>
     </w:p>
     <w:sectPr>
